--- a/docs/Pecko_Matthew_Assignment_5_Agent_Record.docx
+++ b/docs/Pecko_Matthew_Assignment_5_Agent_Record.docx
@@ -78,7 +78,6 @@
     <w:p>
       <w:pPr>
         <w:pStyle w:val="Heading1"/>
-        <w:keepNext/>
       </w:pPr>
       <w:r>
         <w:t>A. Agent and Version</w:t>
@@ -97,8 +96,8 @@
       </w:tblGrid>
       <w:tr>
         <w:trPr>
+          <w:cantSplit/>
           <w:jc w:val="center"/>
-          <w:cantSplit/>
         </w:trPr>
         <w:tc>
           <w:tcPr>
@@ -113,11 +112,11 @@
           </w:tcPr>
           <w:p>
             <w:pPr>
+              <w:keepNext/>
               <w:spacing w:after="20"/>
               <w:rPr>
                 <w:rFonts w:hint="eastAsia"/>
               </w:rPr>
-              <w:keepNext/>
             </w:pPr>
             <w:r>
               <w:rPr>
@@ -142,11 +141,11 @@
           </w:tcPr>
           <w:p>
             <w:pPr>
+              <w:keepNext/>
               <w:spacing w:after="20"/>
               <w:rPr>
                 <w:rFonts w:hint="eastAsia"/>
               </w:rPr>
-              <w:keepNext/>
             </w:pPr>
             <w:r>
               <w:rPr>
@@ -161,8 +160,8 @@
       </w:tr>
       <w:tr>
         <w:trPr>
+          <w:cantSplit/>
           <w:jc w:val="center"/>
-          <w:cantSplit/>
         </w:trPr>
         <w:tc>
           <w:tcPr>
@@ -214,8 +213,8 @@
       </w:tr>
       <w:tr>
         <w:trPr>
+          <w:cantSplit/>
           <w:jc w:val="center"/>
-          <w:cantSplit/>
         </w:trPr>
         <w:tc>
           <w:tcPr>
@@ -260,15 +259,15 @@
               </w:rPr>
             </w:pPr>
             <w:r>
-              <w:t>Assignment 5: Emerging Technology Diffusion Agent (v0.2.0)</w:t>
+              <w:t>Assignment 5: Emerging Technology Diffusion Agent (v0.2.0 metadata; revised instructions).</w:t>
             </w:r>
           </w:p>
         </w:tc>
       </w:tr>
       <w:tr>
         <w:trPr>
+          <w:cantSplit/>
           <w:jc w:val="center"/>
-          <w:cantSplit/>
         </w:trPr>
         <w:tc>
           <w:tcPr>
@@ -313,15 +312,15 @@
               </w:rPr>
             </w:pPr>
             <w:r>
-              <w:t>10/14/2026</w:t>
+              <w:t>10/26/2026 revision; case analysis cutoff 10/13/2026.</w:t>
             </w:r>
           </w:p>
         </w:tc>
       </w:tr>
       <w:tr>
         <w:trPr>
+          <w:cantSplit/>
           <w:jc w:val="center"/>
-          <w:cantSplit/>
         </w:trPr>
         <w:tc>
           <w:tcPr>
@@ -373,8 +372,8 @@
       </w:tr>
       <w:tr>
         <w:trPr>
+          <w:cantSplit/>
           <w:jc w:val="center"/>
-          <w:cantSplit/>
         </w:trPr>
         <w:tc>
           <w:tcPr>
@@ -426,8 +425,8 @@
       </w:tr>
       <w:tr>
         <w:trPr>
+          <w:cantSplit/>
           <w:jc w:val="center"/>
-          <w:cantSplit/>
         </w:trPr>
         <w:tc>
           <w:tcPr>
@@ -472,15 +471,15 @@
               </w:rPr>
             </w:pPr>
             <w:r>
-              <w:t>881d90b8b6bdd6fa62e69c47101a4f7b68c01100</w:t>
+              <w:t>latest</w:t>
             </w:r>
           </w:p>
         </w:tc>
       </w:tr>
       <w:tr>
         <w:trPr>
+          <w:cantSplit/>
           <w:jc w:val="center"/>
-          <w:cantSplit/>
         </w:trPr>
         <w:tc>
           <w:tcPr>
@@ -528,7 +527,7 @@
               <w:rPr>
                 <w:sz w:val="17"/>
               </w:rPr>
-              <w:t>MASY1800_ET_Agent_Scaffold_v1_0</w:t>
+              <w:t>MASY1800_ET_Agent_Scaffold_v1_0 (frozen course baseline).</w:t>
             </w:r>
           </w:p>
         </w:tc>
@@ -537,7 +536,6 @@
     <w:p>
       <w:pPr>
         <w:pStyle w:val="Heading1"/>
-        <w:keepNext/>
       </w:pPr>
       <w:r>
         <w:t>B. Specialist Purpose and Context</w:t>
@@ -556,8 +554,8 @@
       </w:tblGrid>
       <w:tr>
         <w:trPr>
+          <w:cantSplit/>
           <w:jc w:val="center"/>
-          <w:cantSplit/>
         </w:trPr>
         <w:tc>
           <w:tcPr>
@@ -572,11 +570,11 @@
           </w:tcPr>
           <w:p>
             <w:pPr>
+              <w:keepNext/>
               <w:spacing w:after="20"/>
               <w:rPr>
                 <w:rFonts w:hint="eastAsia"/>
               </w:rPr>
-              <w:keepNext/>
             </w:pPr>
             <w:r>
               <w:rPr>
@@ -601,11 +599,11 @@
           </w:tcPr>
           <w:p>
             <w:pPr>
+              <w:keepNext/>
               <w:spacing w:after="20"/>
               <w:rPr>
                 <w:rFonts w:hint="eastAsia"/>
               </w:rPr>
-              <w:keepNext/>
             </w:pPr>
             <w:r>
               <w:rPr>
@@ -620,8 +618,8 @@
       </w:tr>
       <w:tr>
         <w:trPr>
+          <w:cantSplit/>
           <w:jc w:val="center"/>
-          <w:cantSplit/>
         </w:trPr>
         <w:tc>
           <w:tcPr>
@@ -673,8 +671,8 @@
       </w:tr>
       <w:tr>
         <w:trPr>
+          <w:cantSplit/>
           <w:jc w:val="center"/>
-          <w:cantSplit/>
         </w:trPr>
         <w:tc>
           <w:tcPr>
@@ -719,15 +717,15 @@
               </w:rPr>
             </w:pPr>
             <w:r>
-              <w:t>Robotic 3D concrete printing of residential wall systems</w:t>
+              <w:t>Robotic 3D concrete printing of residential wall systems.</w:t>
             </w:r>
           </w:p>
         </w:tc>
       </w:tr>
       <w:tr>
         <w:trPr>
+          <w:cantSplit/>
           <w:jc w:val="center"/>
-          <w:cantSplit/>
         </w:trPr>
         <w:tc>
           <w:tcPr>
@@ -779,8 +777,8 @@
       </w:tr>
       <w:tr>
         <w:trPr>
+          <w:cantSplit/>
           <w:jc w:val="center"/>
-          <w:cantSplit/>
         </w:trPr>
         <w:tc>
           <w:tcPr>
@@ -825,15 +823,15 @@
               </w:rPr>
             </w:pPr>
             <w:r>
-              <w:t>A hypothetical regional architecture practice. Architecture and residential construction.</w:t>
+              <w:t>Hypothetical regional architecture practice in residential construction. Assumed design expertise and contractor contact; unverified permitting and delivery capacity.</w:t>
             </w:r>
           </w:p>
         </w:tc>
       </w:tr>
       <w:tr>
         <w:trPr>
+          <w:cantSplit/>
           <w:jc w:val="center"/>
-          <w:cantSplit/>
         </w:trPr>
         <w:tc>
           <w:tcPr>
@@ -878,15 +876,15 @@
               </w:rPr>
             </w:pPr>
             <w:r>
-              <w:t>Innovator</w:t>
+              <w:t>Primary: Innovator. Contrast 1: Conservative adopter requiring comparable peer projects. Contrast 2: Fast follower seeking a comparable base case. These are management postures, not Rogers categories.</w:t>
             </w:r>
           </w:p>
         </w:tc>
       </w:tr>
       <w:tr>
         <w:trPr>
+          <w:cantSplit/>
           <w:jc w:val="center"/>
-          <w:cantSplit/>
         </w:trPr>
         <w:tc>
           <w:tcPr>
@@ -931,15 +929,15 @@
               </w:rPr>
             </w:pPr>
             <w:r>
-              <w:t>A failed wall project could delay occupancy.</w:t>
+              <w:t>Wall-project failure could delay occupancy. Architects, builders, inspectors, and residents face different burdens; structural trials have limited reversibility.</w:t>
             </w:r>
           </w:p>
         </w:tc>
       </w:tr>
       <w:tr>
         <w:trPr>
+          <w:cantSplit/>
           <w:jc w:val="center"/>
-          <w:cantSplit/>
         </w:trPr>
         <w:tc>
           <w:tcPr>
@@ -984,7 +982,7 @@
               </w:rPr>
             </w:pPr>
             <w:r>
-              <w:t>How far has this technology and application diffused, what is accelerating or inhibiting diffusion, and what does that stage imply for this organization? Decide on a bounded pilot within 6–12 months.</w:t>
+              <w:t>Consider a bounded pilot within 6–12 months. Diffusion informs investigation; the Adoption Agent retains authorization. Shared analysis cutoff: October 13, 2026.</w:t>
             </w:r>
           </w:p>
         </w:tc>
@@ -993,9 +991,9 @@
     <w:p>
       <w:pPr>
         <w:pStyle w:val="Heading1"/>
-        <w:keepNext/>
       </w:pPr>
       <w:r>
+        <w:lastRenderedPageBreak/>
         <w:t>C. Three-Level Finding</w:t>
       </w:r>
     </w:p>
@@ -1012,8 +1010,8 @@
       </w:tblGrid>
       <w:tr>
         <w:trPr>
+          <w:cantSplit/>
           <w:jc w:val="center"/>
-          <w:cantSplit/>
         </w:trPr>
         <w:tc>
           <w:tcPr>
@@ -1028,11 +1026,11 @@
           </w:tcPr>
           <w:p>
             <w:pPr>
+              <w:keepNext/>
               <w:spacing w:after="20"/>
               <w:rPr>
                 <w:rFonts w:hint="eastAsia"/>
               </w:rPr>
-              <w:keepNext/>
             </w:pPr>
             <w:r>
               <w:rPr>
@@ -1057,11 +1055,11 @@
           </w:tcPr>
           <w:p>
             <w:pPr>
+              <w:keepNext/>
               <w:spacing w:after="20"/>
               <w:rPr>
                 <w:rFonts w:hint="eastAsia"/>
               </w:rPr>
-              <w:keepNext/>
             </w:pPr>
             <w:r>
               <w:rPr>
@@ -1076,8 +1074,8 @@
       </w:tr>
       <w:tr>
         <w:trPr>
+          <w:cantSplit/>
           <w:jc w:val="center"/>
-          <w:cantSplit/>
         </w:trPr>
         <w:tc>
           <w:tcPr>
@@ -1100,7 +1098,6 @@
               <w:rPr>
                 <w:sz w:val="17"/>
               </w:rPr>
-              <w:lastRenderedPageBreak/>
               <w:t>ET generally</w:t>
             </w:r>
           </w:p>
@@ -1123,15 +1120,15 @@
               </w:rPr>
             </w:pPr>
             <w:r>
-              <w:t>Robotic concrete printing has documented field use. The evidence lacks a market denominator, so it does not justify an adoption percentage or a firm Rogers category.</w:t>
+              <w:t>All support implementation without established penetration or chasm crossing. Primary and contrast 2 leave the stage unresolved; contrast 1 infers pioneering uptake with extra HUD/NIST evidence. This difference cannot be attributed to posture alone. Missing prevalence data do not prove low adoption.</w:t>
             </w:r>
           </w:p>
         </w:tc>
       </w:tr>
       <w:tr>
         <w:trPr>
+          <w:cantSplit/>
           <w:jc w:val="center"/>
-          <w:cantSplit/>
         </w:trPr>
         <w:tc>
           <w:tcPr>
@@ -1176,15 +1173,15 @@
               </w:rPr>
             </w:pPr>
             <w:r>
-              <w:t>Printed residential walls must connect to conventional building components. A wall mock-up can support learning, but documented examples do not prove repeatable local delivery.</w:t>
+              <w:t>Residential walls are demonstrated; routine peer use is unproven. Relative advantage: benefits uncertain. Compatibility: interfaces and approvals constrain spread. Complexity: skills and coordination inhibit repeatability. Trialability: learning possible, reversibility limited. Observability: projects are visible; sustained comparable outcomes remain uncertain.</w:t>
             </w:r>
           </w:p>
         </w:tc>
       </w:tr>
       <w:tr>
         <w:trPr>
+          <w:cantSplit/>
           <w:jc w:val="center"/>
-          <w:cantSplit/>
         </w:trPr>
         <w:tc>
           <w:tcPr>
@@ -1229,15 +1226,15 @@
               </w:rPr>
             </w:pPr>
             <w:r>
-              <w:t>The hypothetical architecture practice has design expertise and a contractor contact. Its innovator posture supports early exploration, but permitting and contractor availability remain unknown.</w:t>
+              <w:t>The innovator tolerates learning uncertainty; the conservative practice needs repeated peer confirmation; the fast follower seeks a comparable base case. Assumed resources leave local feasibility unresolved. Compatibility dominates the primary; observability with compatibility dominates both contrasts.</w:t>
             </w:r>
           </w:p>
         </w:tc>
       </w:tr>
       <w:tr>
         <w:trPr>
+          <w:cantSplit/>
           <w:jc w:val="center"/>
-          <w:cantSplit/>
         </w:trPr>
         <w:tc>
           <w:tcPr>
@@ -1285,15 +1282,27 @@
               <w:rPr>
                 <w:rFonts w:hint="eastAsia"/>
               </w:rPr>
-              <w:t>Investigate the design through a bounded exercise and clarify local feasibility. Pass the decision to build an occupied-project pilot to the Adoption Agent.</w:t>
+              <w:t>Investigate comparable projects, approvals, interfaces, and contractor capacity within 6</w:t>
+            </w:r>
+            <w:r>
+              <w:rPr>
+                <w:rFonts w:hint="eastAsia"/>
+              </w:rPr>
+              <w:t>–</w:t>
+            </w:r>
+            <w:r>
+              <w:rPr>
+                <w:rFonts w:hint="eastAsia"/>
+              </w:rPr>
+              <w:t>12 months. Pilot authorization remains with the Adoption Agent and management after technical, regulatory, economic, and readiness review.</w:t>
             </w:r>
           </w:p>
         </w:tc>
       </w:tr>
       <w:tr>
         <w:trPr>
+          <w:cantSplit/>
           <w:jc w:val="center"/>
-          <w:cantSplit/>
         </w:trPr>
         <w:tc>
           <w:tcPr>
@@ -1338,15 +1347,15 @@
               </w:rPr>
             </w:pPr>
             <w:r>
-              <w:t>Moderate confidence in the qualitative reading of documented use; low confidence in current regional diffusion. The available evidence does not establish national penetration.</w:t>
+              <w:t>Moderate confidence in implementation; low confidence in penetration and sustained peer use. Timing depends on assumed resources. Contrast 1's stronger confidence in standards barriers uses extra evidence, confounding the comparison.</w:t>
             </w:r>
           </w:p>
         </w:tc>
       </w:tr>
       <w:tr>
         <w:trPr>
+          <w:cantSplit/>
           <w:jc w:val="center"/>
-          <w:cantSplit/>
         </w:trPr>
         <w:tc>
           <w:tcPr>
@@ -1391,7 +1400,7 @@
               </w:rPr>
             </w:pPr>
             <w:r>
-              <w:t>A dated adoption study with a meaningful denominator could change the diffusion finding. Independently documented comparable projects could change the practice’s timing.</w:t>
+              <w:t>Comparable continued-use outcomes would strengthen stage confidence; verified approvals and capacity would improve timing. Defined populations, adoption measures, geography, and dates could support penetration estimates. Failures, abandonment, or lost capacity would weaken the case.</w:t>
             </w:r>
           </w:p>
         </w:tc>
@@ -1400,7 +1409,6 @@
     <w:p>
       <w:pPr>
         <w:pStyle w:val="Heading1"/>
-        <w:keepNext/>
       </w:pPr>
       <w:r>
         <w:t>D. Evidence and Testing</w:t>
@@ -1414,13 +1422,13 @@
         <w:tblLook w:val="04A0" w:firstRow="1" w:lastRow="0" w:firstColumn="1" w:lastColumn="0" w:noHBand="0" w:noVBand="1"/>
       </w:tblPr>
       <w:tblGrid>
-        <w:gridCol w:w="5219"/>
-        <w:gridCol w:w="5225"/>
+        <w:gridCol w:w="5222"/>
+        <w:gridCol w:w="5222"/>
       </w:tblGrid>
       <w:tr>
         <w:trPr>
+          <w:cantSplit/>
           <w:jc w:val="center"/>
-          <w:cantSplit/>
         </w:trPr>
         <w:tc>
           <w:tcPr>
@@ -1435,11 +1443,11 @@
           </w:tcPr>
           <w:p>
             <w:pPr>
+              <w:keepNext/>
               <w:spacing w:after="20"/>
               <w:rPr>
                 <w:rFonts w:hint="eastAsia"/>
               </w:rPr>
-              <w:keepNext/>
             </w:pPr>
             <w:r>
               <w:rPr>
@@ -1464,11 +1472,11 @@
           </w:tcPr>
           <w:p>
             <w:pPr>
+              <w:keepNext/>
               <w:spacing w:after="20"/>
               <w:rPr>
                 <w:rFonts w:hint="eastAsia"/>
               </w:rPr>
-              <w:keepNext/>
             </w:pPr>
             <w:r>
               <w:rPr>
@@ -1483,8 +1491,8 @@
       </w:tr>
       <w:tr>
         <w:trPr>
+          <w:cantSplit/>
           <w:jc w:val="center"/>
-          <w:cantSplit/>
         </w:trPr>
         <w:tc>
           <w:tcPr>
@@ -1529,15 +1537,15 @@
               </w:rPr>
             </w:pPr>
             <w:r>
-              <w:t>HUD, 3D Concrete Printed Construction Systems Part 2, accepted October 2023 and posted August 16, 2024. It reports interviews, site visits, and a 305-builder survey, not a national adoption rate. URL is in primary_response.json.</w:t>
+              <w:t>Shared anchor: HUD, 3D Concrete Printed Construction Systems Part 2, accepted October 2023, posted August 16, 2024; interviews, site visits, and 305 surveyed builders do not establish 305 adopters. Contrast 1 adds HUD market/field/curriculum evidence and NIST research, including March 2026 standards work. URLs remain in responses/*.json.</w:t>
             </w:r>
           </w:p>
         </w:tc>
       </w:tr>
       <w:tr>
         <w:trPr>
+          <w:cantSplit/>
           <w:jc w:val="center"/>
-          <w:cantSplit/>
         </w:trPr>
         <w:tc>
           <w:tcPr>
@@ -1560,6 +1568,7 @@
               <w:rPr>
                 <w:sz w:val="17"/>
               </w:rPr>
+              <w:lastRenderedPageBreak/>
               <w:t>Primary test - result</w:t>
             </w:r>
           </w:p>
@@ -1582,15 +1591,15 @@
               </w:rPr>
             </w:pPr>
             <w:r>
-              <w:t>The saved response passed the output contract. It assessed all five Rogers factors, declined unsupported category placement, and recommended near-term design learning.</w:t>
+              <w:t>responses/primary.json passes contract checks and assesses five factors. It supports implementation and innovator investigation, rejects unsupported penetration claims, and prioritizes compatibility. Its trialability accelerator is conditional; affordability and reversibility remain unverified.</w:t>
             </w:r>
           </w:p>
         </w:tc>
       </w:tr>
       <w:tr>
         <w:trPr>
+          <w:cantSplit/>
           <w:jc w:val="center"/>
-          <w:cantSplit/>
         </w:trPr>
         <w:tc>
           <w:tcPr>
@@ -1638,15 +1647,15 @@
               <w:rPr>
                 <w:rFonts w:hint="eastAsia"/>
               </w:rPr>
-              <w:t>The technology, application, and peer adoption categories remained unquantified. Changing organizational posture did not create new diffusion evidence.</w:t>
+              <w:t>All retain implementation, unmeasured penetration, uncertain sustained use, hypothetical resources, and Adoption Agent authority. A 305-builder sample is not 305 adopters. Identical prompt evidence did not prevent extra sources changing stage language.</w:t>
             </w:r>
           </w:p>
         </w:tc>
       </w:tr>
       <w:tr>
         <w:trPr>
+          <w:cantSplit/>
           <w:jc w:val="center"/>
-          <w:cantSplit/>
         </w:trPr>
         <w:tc>
           <w:tcPr>
@@ -1694,15 +1703,15 @@
               <w:rPr>
                 <w:rFonts w:hint="eastAsia"/>
               </w:rPr>
-              <w:t>The innovator explored sooner. The conservative practice waited for comparable peer outcomes; the fast follower sought a documented completion before escalating.</w:t>
+              <w:t>Conservative contrast_1.json wants repeated comparable confirmation; fast-follower contrast_2.json wants a traceable base case. Both prioritize observability with compatibility. Primary supports earlier learning. Proof requirements and timing change; measured penetration does not.</w:t>
             </w:r>
           </w:p>
         </w:tc>
       </w:tr>
       <w:tr>
         <w:trPr>
+          <w:cantSplit/>
           <w:jc w:val="center"/>
-          <w:cantSplit/>
         </w:trPr>
         <w:tc>
           <w:tcPr>
@@ -1747,15 +1756,15 @@
               </w:rPr>
             </w:pPr>
             <w:r>
-              <w:t>The initial prompt asked a JSON-only agent to create a separate factor file. Different added sources across tests also weakened the controlled comparison.</w:t>
+              <w:t>Contrast 1 cites six sources; the others mainly reuse one HUD page. All omit communication and trust mechanisms, genuine network effects, and Maloney's messaging signal. Trialability labels vary without changed physical conditions; several source dates are imprecise. The comparison remains partly confounded.</w:t>
             </w:r>
           </w:p>
         </w:tc>
       </w:tr>
       <w:tr>
         <w:trPr>
+          <w:cantSplit/>
           <w:jc w:val="center"/>
-          <w:cantSplit/>
         </w:trPr>
         <w:tc>
           <w:tcPr>
@@ -1800,15 +1809,15 @@
               </w:rPr>
             </w:pPr>
             <w:r>
-              <w:t>Put the five-factor assessment inside the response and created the separate record locally. Used a shared dated evidence packet, then reran unchanged primary and contrast inputs.</w:t>
+              <w:t>Revised instructions expand Chapter 6 coverage, remove quotas, allow supported qualitative categories without percentages, and require scoped uncertainty and a bounded handoff. Five factors stay inside JSON, supporting fuller reasoning without claiming external file creation.</w:t>
             </w:r>
           </w:p>
         </w:tc>
       </w:tr>
       <w:tr>
         <w:trPr>
+          <w:cantSplit/>
           <w:jc w:val="center"/>
-          <w:cantSplit/>
         </w:trPr>
         <w:tc>
           <w:tcPr>
@@ -1853,7 +1862,7 @@
               </w:rPr>
             </w:pPr>
             <w:r>
-              <w:t>The evidence is older and U.S.-focused. Withhold adoption rates and category claims without a relevant denominator; local peer outcomes remain missing.</w:t>
+              <w:t>Withhold penetration numbers without compatible population data. Behavior may support qualitative categories, but local-peer evidence is inadequate. Stronger timing advice needs sustained outcomes and verified permitting and capacity. Keep observation, publication, and retrieval dates distinct.</w:t>
             </w:r>
           </w:p>
         </w:tc>
@@ -1862,7 +1871,6 @@
     <w:p>
       <w:pPr>
         <w:pStyle w:val="Heading1"/>
-        <w:keepNext/>
       </w:pPr>
       <w:r>
         <w:t>E. Independent Judgment and Handoff</w:t>
@@ -1881,8 +1889,8 @@
       </w:tblGrid>
       <w:tr>
         <w:trPr>
+          <w:cantSplit/>
           <w:jc w:val="center"/>
-          <w:cantSplit/>
         </w:trPr>
         <w:tc>
           <w:tcPr>
@@ -1897,11 +1905,11 @@
           </w:tcPr>
           <w:p>
             <w:pPr>
+              <w:keepNext/>
               <w:spacing w:after="20"/>
               <w:rPr>
                 <w:rFonts w:hint="eastAsia"/>
               </w:rPr>
-              <w:keepNext/>
             </w:pPr>
             <w:r>
               <w:rPr>
@@ -1926,11 +1934,11 @@
           </w:tcPr>
           <w:p>
             <w:pPr>
+              <w:keepNext/>
               <w:spacing w:after="20"/>
               <w:rPr>
                 <w:rFonts w:hint="eastAsia"/>
               </w:rPr>
-              <w:keepNext/>
             </w:pPr>
             <w:r>
               <w:rPr>
@@ -1945,8 +1953,8 @@
       </w:tr>
       <w:tr>
         <w:trPr>
+          <w:cantSplit/>
           <w:jc w:val="center"/>
-          <w:cantSplit/>
         </w:trPr>
         <w:tc>
           <w:tcPr>
@@ -1991,15 +1999,15 @@
               </w:rPr>
             </w:pPr>
             <w:r>
-              <w:t>Yes, for qualitative diffusion judgment. It distinguishes documented examples from market prevalence and changes timing without changing the underlying evidence.</w:t>
+              <w:t>Yes, provisionally: it separates implementation from prevalence and adjusts proof requirements without authorizing adoption. Unequal sources and incomplete framework coverage require verification before settling stage or timing.</w:t>
             </w:r>
           </w:p>
         </w:tc>
       </w:tr>
       <w:tr>
         <w:trPr>
+          <w:cantSplit/>
           <w:jc w:val="center"/>
-          <w:cantSplit/>
         </w:trPr>
         <w:tc>
           <w:tcPr>
@@ -2022,7 +2030,6 @@
               <w:rPr>
                 <w:sz w:val="17"/>
               </w:rPr>
-              <w:lastRenderedPageBreak/>
               <w:t>Most important recommendation to the team</w:t>
             </w:r>
           </w:p>
@@ -2045,15 +2052,15 @@
               </w:rPr>
             </w:pPr>
             <w:r>
-              <w:t>Never use a survey sample or a few promotional projects as an adoption rate. Carry the missing local evidence into the adoption decision.</w:t>
+              <w:t>Seek comparable sustained outcomes, local approvals, and verified capacity. Repeat the contrast with identical evidence and audit omitted mechanisms. Retain specialist review of safety, economics, readiness, suppliers, and pilot approval.</w:t>
             </w:r>
           </w:p>
         </w:tc>
       </w:tr>
       <w:tr>
         <w:trPr>
+          <w:cantSplit/>
           <w:jc w:val="center"/>
-          <w:cantSplit/>
         </w:trPr>
         <w:tc>
           <w:tcPr>
@@ -2101,16 +2108,22 @@
               <w:rPr>
                 <w:sz w:val="17"/>
               </w:rPr>
-              <w:t>Codex prepared the repository, cases, and revisions. The Python helper sent prompts to the OpenAI API and saved actual responses. Original source pages were checked; organization details remain hypothetical. Schema validation checks structure, not factual accuracy.</w:t>
+              <w:t>Codex reviewed the three saved responses and matching work prompts; all pass contract checks. No new agent run or independent source verification occurred. Contrast 2 reports October 26 verification of pre-cutoff material. Historical API records do not establish these files' generation method. Organizations remain hypothetical.</w:t>
             </w:r>
           </w:p>
         </w:tc>
       </w:tr>
     </w:tbl>
-    <w:p/>
+    <w:p>
+      <w:pPr>
+        <w:rPr>
+          <w:rFonts w:hint="eastAsia"/>
+        </w:rPr>
+      </w:pPr>
+    </w:p>
     <w:sectPr>
-      <w:headerReference w:type="default" r:id="rId9"/>
-      <w:footerReference w:type="default" r:id="rId10"/>
+      <w:headerReference w:type="default" r:id="rId8"/>
+      <w:footerReference w:type="default" r:id="rId9"/>
       <w:pgSz w:w="12240" w:h="15840"/>
       <w:pgMar w:top="792" w:right="893" w:bottom="792" w:left="893" w:header="720" w:footer="720" w:gutter="0"/>
       <w:cols w:space="720"/>
